--- a/Requisitos/UC11_Manter Perfil.docx
+++ b/Requisitos/UC11_Manter Perfil.docx
@@ -24,27 +24,7 @@
           <w:sz w:val="36"/>
           <w:szCs w:val="36"/>
         </w:rPr>
-        <w:t>UC1</w:t>
-      </w:r>
-      <w:r>
-        <w:rPr>
-          <w:b/>
-          <w:bCs/>
-          <w:color w:val="FF0000"/>
-          <w:sz w:val="36"/>
-          <w:szCs w:val="36"/>
-        </w:rPr>
-        <w:t>1</w:t>
-      </w:r>
-      <w:r>
-        <w:rPr>
-          <w:b/>
-          <w:bCs/>
-          <w:color w:val="FF0000"/>
-          <w:sz w:val="36"/>
-          <w:szCs w:val="36"/>
-        </w:rPr>
-        <w:t xml:space="preserve">: </w:t>
+        <w:t xml:space="preserve">UC11: </w:t>
       </w:r>
       <w:r>
         <w:rPr>
@@ -578,6 +558,8 @@
               <w:ind w:left="360"/>
               <w:rPr>
                 <w:color w:val="FF0000"/>
+                <w:sz w:val="28"/>
+                <w:szCs w:val="28"/>
               </w:rPr>
             </w:pPr>
             <w:r>
@@ -609,6 +591,61 @@
                 <w:szCs w:val="28"/>
               </w:rPr>
               <w:t xml:space="preserve">Seção Alterar Dados do Perfil </w:t>
+            </w:r>
+          </w:p>
+          <w:p>
+            <w:pPr>
+              <w:pBdr>
+                <w:top w:val="nil"/>
+                <w:left w:val="nil"/>
+                <w:bottom w:val="nil"/>
+                <w:right w:val="nil"/>
+                <w:between w:val="nil"/>
+              </w:pBdr>
+              <w:ind w:left="360"/>
+              <w:rPr>
+                <w:color w:val="FF0000"/>
+              </w:rPr>
+            </w:pPr>
+            <w:r>
+              <w:rPr>
+                <w:color w:val="000000"/>
+                <w:sz w:val="28"/>
+                <w:szCs w:val="28"/>
+              </w:rPr>
+              <w:t>b) “Trazer estabelecimento</w:t>
+            </w:r>
+            <w:r>
+              <w:rPr>
+                <w:color w:val="000000"/>
+                <w:sz w:val="28"/>
+                <w:szCs w:val="28"/>
+              </w:rPr>
+              <w:t>”</w:t>
+            </w:r>
+            <w:r>
+              <w:rPr>
+                <w:color w:val="000000"/>
+                <w:sz w:val="28"/>
+                <w:szCs w:val="28"/>
+              </w:rPr>
+              <w:t xml:space="preserve">: Ver </w:t>
+            </w:r>
+            <w:r>
+              <w:rPr>
+                <w:color w:val="EE0000"/>
+                <w:sz w:val="28"/>
+                <w:szCs w:val="28"/>
+              </w:rPr>
+              <w:t xml:space="preserve">Seção </w:t>
+            </w:r>
+            <w:r>
+              <w:rPr>
+                <w:color w:val="EE0000"/>
+                <w:sz w:val="28"/>
+                <w:szCs w:val="28"/>
+              </w:rPr>
+              <w:t>Trazer Estabelecimento</w:t>
             </w:r>
           </w:p>
           <w:p>
